--- a/tillsyn/A 22932-2026 tillsynsbegäran.docx
+++ b/tillsyn/A 22932-2026 tillsynsbegäran.docx
@@ -1090,7 +1090,7 @@
     <w:r>
       <w:tab/>
       <w:tab/>
-      <w:t>2026-09-14</w:t>
+      <w:t>2026-09-15</w:t>
       <w:br/>
       <w:br/>
     </w:r>

--- a/tillsyn/A 22932-2026 tillsynsbegäran.docx
+++ b/tillsyn/A 22932-2026 tillsynsbegäran.docx
@@ -1090,7 +1090,7 @@
     <w:r>
       <w:tab/>
       <w:tab/>
-      <w:t>2026-09-15</w:t>
+      <w:t>2026-09-16</w:t>
       <w:br/>
       <w:br/>
     </w:r>

--- a/tillsyn/A 22932-2026 tillsynsbegäran.docx
+++ b/tillsyn/A 22932-2026 tillsynsbegäran.docx
@@ -1090,7 +1090,7 @@
     <w:r>
       <w:tab/>
       <w:tab/>
-      <w:t>2026-09-16</w:t>
+      <w:t>2026-09-17</w:t>
       <w:br/>
       <w:br/>
     </w:r>

--- a/tillsyn/A 22932-2026 tillsynsbegäran.docx
+++ b/tillsyn/A 22932-2026 tillsynsbegäran.docx
@@ -1090,7 +1090,7 @@
     <w:r>
       <w:tab/>
       <w:tab/>
-      <w:t>2026-09-17</w:t>
+      <w:t>2026-09-18</w:t>
       <w:br/>
       <w:br/>
     </w:r>

--- a/tillsyn/A 22932-2026 tillsynsbegäran.docx
+++ b/tillsyn/A 22932-2026 tillsynsbegäran.docx
@@ -65,7 +65,7 @@
     </w:p>
     <w:p>
       <w:r>
-        <w:t>I och inom 9 meter från avverkningsanmälan finns fynd av 12 naturvårdsarter, varav 5 är rödlistade, 2 är fridlysta, 7 är typiska (T) och 6 är signalarter (S): garnlav (VU, T), knärot (VU, T, §8), blanksvart spiklav (NT), kattfotslav (NT, T), vedtrappmossa (NT, T), blåmossa (S, T), bronshjon (S, T), skuggmossa (S, T), stor revmossa (S), thomsons trägnagare (S), vågbandad barkbock (S) och svartvit flugsnappare (§4). Se Figur 1.</w:t>
+        <w:t>I och inom 9 meter från avverkningsanmälan finns fynd av 16 naturvårdsarter, varav 8 är rödlistade, 2 är fridlysta, 9 är typiska (T) och 7 är signalarter (S): garnlav (VU, T), knärot (VU, T, §8), blanksvart spiklav (NT), dropptaggsvamp (NT, T), kattfotslav (NT, T), svartvit taggsvamp (NT), tallfingersvamp (NT), vedtrappmossa (NT, T), blåmossa (S, T), bronshjon (S, T), skuggmossa (S, T), stor revmossa (S), thomsons trägnagare (S), vedticka (S, T), vågbandad barkbock (S) och svartvit flugsnappare (§4). Se Figur 1.</w:t>
       </w:r>
     </w:p>
     <w:p>
@@ -182,7 +182,7 @@
     </w:p>
     <w:p>
       <w:r>
-        <w:t>I det avverkningsanmälda området finns 1 fyndplatser för knärot registrerade på Artportalen. Figur 2 visar gränserna för buffertzoner på 50 m, som behöver lämnas kring fyndplatserna för att knärotslokalerna inte ska försvinna vid en avverkning. Av det avverkningsanmälda området överlappar 0.77 ha med buffertzonerna och får av detta skäl inte avverkas.</w:t>
+        <w:t>I det avverkningsanmälda området finns 2 fyndplatser för knärot registrerade på Artportalen. Figur 2 visar gränserna för buffertzoner på 50 m, som behöver lämnas kring fyndplatserna för att knärotslokalerna inte ska försvinna vid en avverkning. Av det avverkningsanmälda området överlappar 1.02 ha med buffertzonerna och får av detta skäl inte avverkas.</w:t>
       </w:r>
     </w:p>
     <w:p>
@@ -249,6 +249,26 @@
         <w:rPr>
           <w:b/>
         </w:rPr>
+        <w:t>Dropptaggsvamp (NT)</w:t>
+      </w:r>
+      <w:r>
+        <w:t xml:space="preserve"> bildar mykorrhiza med tall, främst i barrskog med trädkontinuitet, i magra, torra och ljusöppna lavtallskogar och i barrblandskogar med friskmossor och lingon i fältskiktet. Den totala populationen i landet har minskat och bedöms fortsätta minska till följd av slutavverkningar av tallskog. Det är högst oklart om arten långsiktigt kan etablera och reproducera sig i skogsbestånd som brukas med trakthyggesmetoder, markberedning, gödsling eller föryngring med förädlat plantmaterial. Uppfyller kriterierna för att bli rödlistad på grund av ny kunskap som visar att en större andel av populationen än tidigare bedömt är knuten till kontinuitetsbarrskog. Minskningstakten för den svenska populationen bedöms vara nära gränsvärdet för Sårbar (VU). Dropptaggsvamp är typisk art för </w:t>
+      </w:r>
+      <w:r>
+        <w:rPr>
+          <w:i/>
+        </w:rPr>
+        <w:t xml:space="preserve">9010 Taiga </w:t>
+      </w:r>
+      <w:r>
+        <w:t>(SLU Artdatabanken, 2026).</w:t>
+      </w:r>
+    </w:p>
+    <w:p>
+      <w:r>
+        <w:rPr>
+          <w:b/>
+        </w:rPr>
         <w:t xml:space="preserve">Kattfotslav (NT) </w:t>
       </w:r>
       <w:r>
@@ -278,6 +298,28 @@
         <w:rPr>
           <w:b/>
         </w:rPr>
+        <w:t xml:space="preserve">Svartvit taggsvamp (NT) </w:t>
+      </w:r>
+      <w:r>
+        <w:t>bildar mykorrhiza med tall, troligen även med gran. Den växer huvudsakligen i äldre, naturligt uppkommen skog på torr eller frisk mark och förekommer såväl på tallhedar som i mossig barrblandskog. Flera olika former har påträffats vid DNA-undersökningar av europeiskt material och det är oklart hur många former som finns i värd land. Kalavverkning av äldre skog är ett reellt hot, liksom maskinell markberedning och minskad andel självföryngring. Lokaler som fortfarande håller svampen behöver säkerställas (SLU Artdatabanken, 2024; Nitare &amp; Skogsstyrelsen, 2019).</w:t>
+      </w:r>
+    </w:p>
+    <w:p>
+      <w:r>
+        <w:rPr>
+          <w:b/>
+        </w:rPr>
+        <w:t xml:space="preserve">Tallfingersvamp (NT) </w:t>
+      </w:r>
+      <w:r>
+        <w:t>bildar mykorrhiza med tall och gran i äldre barrskog, framför allt sandtallskog men även i annan näringsfattig barrskog, huvudsakligen i äldre kontinuitetsskog. Den totala populationen i landet har minskat och bedöms fortsätta minska till följd av avverkning av barrskogar med trädkontinuitet. Minskningstakten för den svenska populationen bedöms vara nära gränsvärdet för Sårbar (VU). Slutavverkning, gödsling eller exploatering måste undvikas (SLU Artdatabanken, 2026).</w:t>
+      </w:r>
+    </w:p>
+    <w:p>
+      <w:r>
+        <w:rPr>
+          <w:b/>
+        </w:rPr>
         <w:t xml:space="preserve">Vedtrappmossa (NT) </w:t>
       </w:r>
       <w:r>
@@ -360,6 +402,26 @@
       </w:r>
       <w:r>
         <w:t xml:space="preserve"> (Nitare &amp; Skogsstyrelsen, 2019; SLU Artdatabanken, 2025).</w:t>
+      </w:r>
+    </w:p>
+    <w:p>
+      <w:r>
+        <w:rPr>
+          <w:b/>
+        </w:rPr>
+        <w:t xml:space="preserve">Vedticka </w:t>
+      </w:r>
+      <w:r>
+        <w:t xml:space="preserve">är en bra signalart söder om den naturliga norrlandsgränsen. Den är huvudsakligen knuten till äldre barrskogar där det föreligger långvarig kontinuitet av död barrved. Vedticka är typisk art för </w:t>
+      </w:r>
+      <w:r>
+        <w:rPr>
+          <w:i/>
+        </w:rPr>
+        <w:t xml:space="preserve">9010 Taiga </w:t>
+      </w:r>
+      <w:r>
+        <w:t>(Nitare &amp; Skogsstyrelsen, 2019; SLU Artdatabanken, 2025).</w:t>
       </w:r>
     </w:p>
     <w:p>
@@ -410,7 +472,7 @@
     </w:p>
     <w:p>
       <w:r>
-        <w:t>Följande typiska arter har sina livsmiljöer och växtplatser i den avverkningsanmälda skogen: garnlav (VU, T), knärot (VU, T, §8), kattfotslav (NT, T), vedtrappmossa (NT, T), blåmossa (S, T), bronshjon (S, T) och skuggmossa (S, T).</w:t>
+        <w:t>Följande typiska arter har sina livsmiljöer och växtplatser i den avverkningsanmälda skogen: garnlav (VU, T), knärot (VU, T, §8), dropptaggsvamp (NT, T), kattfotslav (NT, T), vedtrappmossa (NT, T), blåmossa (S, T), bronshjon (S, T), skuggmossa (S, T) och vedticka (S, T).</w:t>
       </w:r>
     </w:p>
     <w:p>
@@ -1090,7 +1152,7 @@
     <w:r>
       <w:tab/>
       <w:tab/>
-      <w:t>2026-09-18</w:t>
+      <w:t>2026-09-19</w:t>
       <w:br/>
       <w:br/>
     </w:r>

--- a/tillsyn/A 22932-2026 tillsynsbegäran.docx
+++ b/tillsyn/A 22932-2026 tillsynsbegäran.docx
@@ -1152,7 +1152,7 @@
     <w:r>
       <w:tab/>
       <w:tab/>
-      <w:t>2026-09-19</w:t>
+      <w:t>2026-09-21</w:t>
       <w:br/>
       <w:br/>
     </w:r>

--- a/tillsyn/A 22932-2026 tillsynsbegäran.docx
+++ b/tillsyn/A 22932-2026 tillsynsbegäran.docx
@@ -1152,7 +1152,7 @@
     <w:r>
       <w:tab/>
       <w:tab/>
-      <w:t>2026-09-21</w:t>
+      <w:t>2026-09-23</w:t>
       <w:br/>
       <w:br/>
     </w:r>

--- a/tillsyn/A 22932-2026 tillsynsbegäran.docx
+++ b/tillsyn/A 22932-2026 tillsynsbegäran.docx
@@ -1152,7 +1152,7 @@
     <w:r>
       <w:tab/>
       <w:tab/>
-      <w:t>2026-09-23</w:t>
+      <w:t>2026-09-24</w:t>
       <w:br/>
       <w:br/>
     </w:r>

--- a/tillsyn/A 22932-2026 tillsynsbegäran.docx
+++ b/tillsyn/A 22932-2026 tillsynsbegäran.docx
@@ -1152,7 +1152,7 @@
     <w:r>
       <w:tab/>
       <w:tab/>
-      <w:t>2026-09-24</w:t>
+      <w:t>2026-09-25</w:t>
       <w:br/>
       <w:br/>
     </w:r>

--- a/tillsyn/A 22932-2026 tillsynsbegäran.docx
+++ b/tillsyn/A 22932-2026 tillsynsbegäran.docx
@@ -1152,7 +1152,7 @@
     <w:r>
       <w:tab/>
       <w:tab/>
-      <w:t>2026-09-25</w:t>
+      <w:t>2026-09-26</w:t>
       <w:br/>
       <w:br/>
     </w:r>

--- a/tillsyn/A 22932-2026 tillsynsbegäran.docx
+++ b/tillsyn/A 22932-2026 tillsynsbegäran.docx
@@ -1152,7 +1152,7 @@
     <w:r>
       <w:tab/>
       <w:tab/>
-      <w:t>2026-09-26</w:t>
+      <w:t>2026-09-27</w:t>
       <w:br/>
       <w:br/>
     </w:r>

--- a/tillsyn/A 22932-2026 tillsynsbegäran.docx
+++ b/tillsyn/A 22932-2026 tillsynsbegäran.docx
@@ -60,12 +60,12 @@
         <w:spacing w:after="240"/>
       </w:pPr>
       <w:r>
-        <w:t>Figur 1. Fyndplatser för naturvårdsarter i och inom 9 meter från avverkningsanmälan. Markörer utan svart kant är placerade på fyndplatsen. Markörer med svart kant är placerade vid sidan av fyndplatsen och har ett svart streck som visar fyndplatsens exakta position. Kartans mittpunktskoordinat är N 6557626, E 325528 i SWEREF 99 TM.</w:t>
+        <w:t>Figur 1. Fyndplatser för naturvårdsarter i och inom 15 meter från avverkningsanmälan. Markörer utan svart kant är placerade på fyndplatsen. Markörer med svart kant är placerade vid sidan av fyndplatsen och har ett svart streck som visar fyndplatsens exakta position. Kartans mittpunktskoordinat är N 6557626, E 325528 i SWEREF 99 TM.</w:t>
       </w:r>
     </w:p>
     <w:p>
       <w:r>
-        <w:t>I och inom 9 meter från avverkningsanmälan finns fynd av 16 naturvårdsarter, varav 8 är rödlistade, 2 är fridlysta, 9 är typiska (T) och 7 är signalarter (S): garnlav (VU, T), knärot (VU, T, §8), blanksvart spiklav (NT), dropptaggsvamp (NT, T), kattfotslav (NT, T), svartvit taggsvamp (NT), tallfingersvamp (NT), vedtrappmossa (NT, T), blåmossa (S, T), bronshjon (S, T), skuggmossa (S, T), stor revmossa (S), thomsons trägnagare (S), vedticka (S, T), vågbandad barkbock (S) och svartvit flugsnappare (§4). Se Figur 1.</w:t>
+        <w:t>I och inom 15 meter från avverkningsanmälan finns fynd av 24 naturvårdsarter, varav 9 är rödlistade, 2 är fridlysta, 15 är typiska (T) och 14 är signalarter (S): garnlav (VU, T), knärot (VU, T, §8), blanksvart spiklav (NT), dropptaggsvamp (NT, T), kattfotslav (NT, T), motaggsvamp (NT, T), svartvit taggsvamp (NT), tallfingersvamp (NT), vedtrappmossa (NT, T), barkticka (S, T), björksplintborre (S), blomkålssvamp (S), blåmossa (S, T), bronshjon (S, T), granbarkgnagare (S, T), korallblylav (S, T), kornknutmossa (S, T), skuggmossa (S, T), stor revmossa (S), stuplav (S, T), thomsons trägnagare (S), vedticka (S, T), vågbandad barkbock (S) och svartvit flugsnappare (§4). Se Figur 1.</w:t>
       </w:r>
     </w:p>
     <w:p>
@@ -298,6 +298,26 @@
         <w:rPr>
           <w:b/>
         </w:rPr>
+        <w:t xml:space="preserve">Motaggsvamp (NT) </w:t>
+      </w:r>
+      <w:r>
+        <w:t xml:space="preserve">bildar mykorrhiza med tall i tallskog och hittas huvudsakligen i äldre, glesare skogsbestånd och hällmarksimpediment. Arten hotas främst av skogsavverkning och tycks försvinna efter slutavverkning, markberedning och plantering. Motaggsvamp är typisk art för </w:t>
+      </w:r>
+      <w:r>
+        <w:rPr>
+          <w:i/>
+        </w:rPr>
+        <w:t>9010 Taiga</w:t>
+      </w:r>
+      <w:r>
+        <w:t xml:space="preserve"> (SLU Artdatabanken, 2024).</w:t>
+      </w:r>
+    </w:p>
+    <w:p>
+      <w:r>
+        <w:rPr>
+          <w:b/>
+        </w:rPr>
         <w:t xml:space="preserve">Svartvit taggsvamp (NT) </w:t>
       </w:r>
       <w:r>
@@ -340,6 +360,57 @@
         <w:rPr>
           <w:b/>
         </w:rPr>
+        <w:t>Barkticka</w:t>
+      </w:r>
+      <w:r>
+        <w:t xml:space="preserve"> är en vednedbrytare som växer på barken av döda lövträd, främst asp, men någon gång även på björk eller andra trädslag. På sina växtplatser förekommer den gärna tillsammans med flera ovanliga och rödlistade arter, till exempel olika insekter. Barkticka är typisk art för </w:t>
+      </w:r>
+      <w:r>
+        <w:rPr>
+          <w:i/>
+        </w:rPr>
+        <w:t xml:space="preserve">9010 Taiga </w:t>
+      </w:r>
+      <w:r>
+        <w:t xml:space="preserve">och </w:t>
+      </w:r>
+      <w:r>
+        <w:rPr>
+          <w:i/>
+        </w:rPr>
+        <w:t>9030 Landhöjningsskog</w:t>
+      </w:r>
+      <w:r>
+        <w:t xml:space="preserve"> (SLU Artdatabanken, 2025; Nitare &amp; Skogsstyrelsen, 2019).</w:t>
+      </w:r>
+    </w:p>
+    <w:p>
+      <w:r>
+        <w:rPr>
+          <w:b/>
+        </w:rPr>
+        <w:t xml:space="preserve">Björksplintborre </w:t>
+      </w:r>
+      <w:r>
+        <w:t>är en skalbagge vars larvutveckling sker i bark på nyligen döda björkar, både stående träd och vindfällen. En prydlig rad med runda ventilationshål i barken ovanför modergången är synnerligen karaktäristiskt. Arten är knuten till lövrika blandskogar med en hög andel gamla träd, och starkt gynnad av naturliga störningar som torka, översvämningar, brand och stormfällningar. Talrika gnagspår kan tyda på biotoper med höga naturvärden, exempelvis för ovanliga hackspettar och andra, mer sällsynta vedinsekter. Larverna är omtyckt hackspettsföda (SLU Artdatabanken, 2025).</w:t>
+      </w:r>
+    </w:p>
+    <w:p>
+      <w:r>
+        <w:rPr>
+          <w:b/>
+        </w:rPr>
+        <w:t xml:space="preserve">Blomkålssvamp </w:t>
+      </w:r>
+      <w:r>
+        <w:t>är en parasit och vednedbrytare som växer på rötter och basala stamdelar av tall, enstaka gånger även på lärk och gran. Träden är oftast mycket gamla, gärna 150–200 år eller äldre. När blomkålssvamp påträffas i skogslandskapet signalerar den vanligtvis skyddsvärda tallbestånd med höga naturvärden. Den är då främst knuten till gamla skogar, oftast tallnaturskogar och olika restbiotoper där det förekommer biologiskt gamla träd. Samtliga tallar med blomkålssvamp bör klassas som naturvårdsträd och lämnas som framtida ”evighetsträd” (Nitare &amp; Skogsstyrelsen, 2019).</w:t>
+      </w:r>
+    </w:p>
+    <w:p>
+      <w:r>
+        <w:rPr>
+          <w:b/>
+        </w:rPr>
         <w:t xml:space="preserve">Blåmossa </w:t>
       </w:r>
       <w:r>
@@ -389,6 +460,84 @@
         <w:rPr>
           <w:b/>
         </w:rPr>
+        <w:t xml:space="preserve">Granbarkgnagare </w:t>
+      </w:r>
+      <w:r>
+        <w:t xml:space="preserve">är en skalbagge vars larvutveckling sker i den tjocka ytterbarken på gamla och mycket grova levande granar. Man lägger lätt märke till angreppen på träden eftersom flera grova kläckhål ligger ganska tätt intill varandra på de grövre barkåsarna. Kläckhålen är runda och ca 1,5 mm breda. Granbarkgnagare är typisk art för </w:t>
+      </w:r>
+      <w:r>
+        <w:rPr>
+          <w:i/>
+        </w:rPr>
+        <w:t xml:space="preserve">9010 Taiga </w:t>
+      </w:r>
+      <w:r>
+        <w:t>(Ehnström, 2002; SLU Artdatabanken, 2025).</w:t>
+      </w:r>
+    </w:p>
+    <w:p>
+      <w:r>
+        <w:rPr>
+          <w:b/>
+        </w:rPr>
+        <w:t>Korallblylav</w:t>
+      </w:r>
+      <w:r>
+        <w:t xml:space="preserve"> växer på bark av asp, ask, rönn, sälg, bok och lönn och signalerar överallt skogsbestånd med höga naturvärden och den följs nästan alltid av andra ovanliga och rödlistade arter. Den indikerar hög och jämn luftfuktighet och växer främst i områden med lång skoglig kontinuitet där det funnits ett ständigt inslag av gamla lövträd. Korallblylav är typisk art för </w:t>
+      </w:r>
+      <w:r>
+        <w:rPr>
+          <w:i/>
+        </w:rPr>
+        <w:t xml:space="preserve">9020 Nordlig ädellövskog, 9070 Trädklädd betesmark, 9160 Näringsrik ekskog, 9180 Ädellövskog i branter </w:t>
+      </w:r>
+      <w:r>
+        <w:t>och</w:t>
+      </w:r>
+      <w:r>
+        <w:rPr>
+          <w:i/>
+        </w:rPr>
+        <w:t xml:space="preserve"> 9190 Näringsfattig ekskog</w:t>
+      </w:r>
+      <w:r>
+        <w:t xml:space="preserve"> (SLU Artdatabanken, 2024; Nitare &amp; Skogsstyrelsen, 2019).</w:t>
+      </w:r>
+    </w:p>
+    <w:p>
+      <w:r>
+        <w:rPr>
+          <w:b/>
+        </w:rPr>
+        <w:t>Kornknutmossa</w:t>
+      </w:r>
+      <w:r>
+        <w:t xml:space="preserve"> växer främst på grova lågor i sumpskog och myrkanter och indikerar miljöer med rik och jämn tillgång på fuktigt liggande ved. En typisk växtplats i södra Sverige är naturskogsartad gransumpskog. Samtliga skogsskötselåtgärder på eller i omedelbar närhet av lokalerna utgör ett hot. Fragmenteringen av skogslandskapet liksom minskad mängd död ved är ett långsiktigt hot mot denna art. Kornknutmossa är typisk art för </w:t>
+      </w:r>
+      <w:r>
+        <w:rPr>
+          <w:i/>
+        </w:rPr>
+        <w:t xml:space="preserve">9010 Taiga </w:t>
+      </w:r>
+      <w:r>
+        <w:t>och</w:t>
+      </w:r>
+      <w:r>
+        <w:rPr>
+          <w:i/>
+        </w:rPr>
+        <w:t xml:space="preserve"> 9740 Skogsbevuxen myr</w:t>
+      </w:r>
+      <w:r>
+        <w:t xml:space="preserve"> (SLU Artdatabanken, 2024; Nitare &amp; Skogsstyrelsen, 2019).</w:t>
+      </w:r>
+    </w:p>
+    <w:p>
+      <w:r>
+        <w:rPr>
+          <w:b/>
+        </w:rPr>
         <w:t xml:space="preserve">Skuggmossa </w:t>
       </w:r>
       <w:r>
@@ -402,6 +551,62 @@
       </w:r>
       <w:r>
         <w:t xml:space="preserve"> (Nitare &amp; Skogsstyrelsen, 2019; SLU Artdatabanken, 2025).</w:t>
+      </w:r>
+    </w:p>
+    <w:p>
+      <w:r>
+        <w:rPr>
+          <w:b/>
+        </w:rPr>
+        <w:t>Stuplav</w:t>
+      </w:r>
+      <w:r>
+        <w:t xml:space="preserve"> är en mycket bra signalart i hela sitt utbredningsområde och förekommer nästan enbart i skogsmiljöer med höga naturvärden. Den indikerar långvarig förekomst av gamla lövträd och miljöer med konstant hög luftfuktighet. I skogar med suboceaniskt klimat finns det en mycket sällsynt parasit, njurlavsknapp </w:t>
+      </w:r>
+      <w:r>
+        <w:rPr>
+          <w:i/>
+        </w:rPr>
+        <w:t>Pletocarpon nephromeum</w:t>
+      </w:r>
+      <w:r>
+        <w:t xml:space="preserve"> (EN), som växer på stuplav. Ytterligare tre sällsynta lavparasiter, </w:t>
+      </w:r>
+      <w:r>
+        <w:rPr>
+          <w:i/>
+        </w:rPr>
+        <w:t>Protounguicularia nephromatis</w:t>
+      </w:r>
+      <w:r>
+        <w:t xml:space="preserve"> (VU), </w:t>
+      </w:r>
+      <w:r>
+        <w:rPr>
+          <w:i/>
+        </w:rPr>
+        <w:t>Refractohilum galligenum</w:t>
+      </w:r>
+      <w:r>
+        <w:t xml:space="preserve"> (NT) och </w:t>
+      </w:r>
+      <w:r>
+        <w:rPr>
+          <w:i/>
+        </w:rPr>
+        <w:t>Roselliniella nephromatis</w:t>
+      </w:r>
+      <w:r>
+        <w:t xml:space="preserve"> (DD), kan också påträffas på stuplav. Stuplav är typisk art för </w:t>
+      </w:r>
+      <w:r>
+        <w:rPr>
+          <w:i/>
+        </w:rPr>
+        <w:t>9010 Taiga</w:t>
+      </w:r>
+      <w:r>
+        <w:t xml:space="preserve"> (SLU Artdatabanken, 2026; Nitare &amp; Skogsstyrelsen, 2019).</w:t>
       </w:r>
     </w:p>
     <w:p>
@@ -472,7 +677,7 @@
     </w:p>
     <w:p>
       <w:r>
-        <w:t>Följande typiska arter har sina livsmiljöer och växtplatser i den avverkningsanmälda skogen: garnlav (VU, T), knärot (VU, T, §8), dropptaggsvamp (NT, T), kattfotslav (NT, T), vedtrappmossa (NT, T), blåmossa (S, T), bronshjon (S, T), skuggmossa (S, T) och vedticka (S, T).</w:t>
+        <w:t>Följande typiska arter har sina livsmiljöer och växtplatser i den avverkningsanmälda skogen: garnlav (VU, T), knärot (VU, T, §8), dropptaggsvamp (NT, T), kattfotslav (NT, T), motaggsvamp (NT, T), vedtrappmossa (NT, T), barkticka (S, T), blåmossa (S, T), bronshjon (S, T), granbarkgnagare (S, T), korallblylav (S, T), kornknutmossa (S, T), skuggmossa (S, T), stuplav (S, T) och vedticka (S, T).</w:t>
       </w:r>
     </w:p>
     <w:p>
@@ -1152,7 +1357,7 @@
     <w:r>
       <w:tab/>
       <w:tab/>
-      <w:t>2026-09-27</w:t>
+      <w:t>2026-09-28</w:t>
       <w:br/>
       <w:br/>
     </w:r>

--- a/tillsyn/A 22932-2026 tillsynsbegäran.docx
+++ b/tillsyn/A 22932-2026 tillsynsbegäran.docx
@@ -1357,7 +1357,7 @@
     <w:r>
       <w:tab/>
       <w:tab/>
-      <w:t>2026-09-28</w:t>
+      <w:t>2026-09-29</w:t>
       <w:br/>
       <w:br/>
     </w:r>

--- a/tillsyn/A 22932-2026 tillsynsbegäran.docx
+++ b/tillsyn/A 22932-2026 tillsynsbegäran.docx
@@ -1357,7 +1357,7 @@
     <w:r>
       <w:tab/>
       <w:tab/>
-      <w:t>2026-09-29</w:t>
+      <w:t>2026-09-30</w:t>
       <w:br/>
       <w:br/>
     </w:r>

--- a/tillsyn/A 22932-2026 tillsynsbegäran.docx
+++ b/tillsyn/A 22932-2026 tillsynsbegäran.docx
@@ -1357,7 +1357,7 @@
     <w:r>
       <w:tab/>
       <w:tab/>
-      <w:t>2026-09-30</w:t>
+      <w:t>2026-10-01</w:t>
       <w:br/>
       <w:br/>
     </w:r>

--- a/tillsyn/A 22932-2026 tillsynsbegäran.docx
+++ b/tillsyn/A 22932-2026 tillsynsbegäran.docx
@@ -1357,7 +1357,7 @@
     <w:r>
       <w:tab/>
       <w:tab/>
-      <w:t>2026-10-01</w:t>
+      <w:t>2026-10-02</w:t>
       <w:br/>
       <w:br/>
     </w:r>

--- a/tillsyn/A 22932-2026 tillsynsbegäran.docx
+++ b/tillsyn/A 22932-2026 tillsynsbegäran.docx
@@ -1357,7 +1357,7 @@
     <w:r>
       <w:tab/>
       <w:tab/>
-      <w:t>2026-10-02</w:t>
+      <w:t>2026-10-03</w:t>
       <w:br/>
       <w:br/>
     </w:r>

--- a/tillsyn/A 22932-2026 tillsynsbegäran.docx
+++ b/tillsyn/A 22932-2026 tillsynsbegäran.docx
@@ -1357,7 +1357,7 @@
     <w:r>
       <w:tab/>
       <w:tab/>
-      <w:t>2026-10-03</w:t>
+      <w:t>2026-10-04</w:t>
       <w:br/>
       <w:br/>
     </w:r>

--- a/tillsyn/A 22932-2026 tillsynsbegäran.docx
+++ b/tillsyn/A 22932-2026 tillsynsbegäran.docx
@@ -1357,7 +1357,7 @@
     <w:r>
       <w:tab/>
       <w:tab/>
-      <w:t>2026-10-04</w:t>
+      <w:t>2026-10-05</w:t>
       <w:br/>
       <w:br/>
     </w:r>

--- a/tillsyn/A 22932-2026 tillsynsbegäran.docx
+++ b/tillsyn/A 22932-2026 tillsynsbegäran.docx
@@ -1357,7 +1357,7 @@
     <w:r>
       <w:tab/>
       <w:tab/>
-      <w:t>2026-10-05</w:t>
+      <w:t>2026-10-06</w:t>
       <w:br/>
       <w:br/>
     </w:r>

--- a/tillsyn/A 22932-2026 tillsynsbegäran.docx
+++ b/tillsyn/A 22932-2026 tillsynsbegäran.docx
@@ -1357,7 +1357,7 @@
     <w:r>
       <w:tab/>
       <w:tab/>
-      <w:t>2026-10-06</w:t>
+      <w:t>2026-10-07</w:t>
       <w:br/>
       <w:br/>
     </w:r>

--- a/tillsyn/A 22932-2026 tillsynsbegäran.docx
+++ b/tillsyn/A 22932-2026 tillsynsbegäran.docx
@@ -1357,7 +1357,7 @@
     <w:r>
       <w:tab/>
       <w:tab/>
-      <w:t>2026-10-07</w:t>
+      <w:t>2026-10-08</w:t>
       <w:br/>
       <w:br/>
     </w:r>

--- a/tillsyn/A 22932-2026 tillsynsbegäran.docx
+++ b/tillsyn/A 22932-2026 tillsynsbegäran.docx
@@ -1357,7 +1357,7 @@
     <w:r>
       <w:tab/>
       <w:tab/>
-      <w:t>2026-10-08</w:t>
+      <w:t>2026-10-09</w:t>
       <w:br/>
       <w:br/>
     </w:r>

--- a/tillsyn/A 22932-2026 tillsynsbegäran.docx
+++ b/tillsyn/A 22932-2026 tillsynsbegäran.docx
@@ -1357,7 +1357,7 @@
     <w:r>
       <w:tab/>
       <w:tab/>
-      <w:t>2026-10-09</w:t>
+      <w:t>2026-10-10</w:t>
       <w:br/>
       <w:br/>
     </w:r>

--- a/tillsyn/A 22932-2026 tillsynsbegäran.docx
+++ b/tillsyn/A 22932-2026 tillsynsbegäran.docx
@@ -1357,7 +1357,7 @@
     <w:r>
       <w:tab/>
       <w:tab/>
-      <w:t>2026-10-10</w:t>
+      <w:t>2026-10-11</w:t>
       <w:br/>
       <w:br/>
     </w:r>

--- a/tillsyn/A 22932-2026 tillsynsbegäran.docx
+++ b/tillsyn/A 22932-2026 tillsynsbegäran.docx
@@ -1357,7 +1357,7 @@
     <w:r>
       <w:tab/>
       <w:tab/>
-      <w:t>2026-10-11</w:t>
+      <w:t>2026-10-12</w:t>
       <w:br/>
       <w:br/>
     </w:r>

--- a/tillsyn/A 22932-2026 tillsynsbegäran.docx
+++ b/tillsyn/A 22932-2026 tillsynsbegäran.docx
@@ -1357,7 +1357,7 @@
     <w:r>
       <w:tab/>
       <w:tab/>
-      <w:t>2026-10-12</w:t>
+      <w:t>2026-10-13</w:t>
       <w:br/>
       <w:br/>
     </w:r>

--- a/tillsyn/A 22932-2026 tillsynsbegäran.docx
+++ b/tillsyn/A 22932-2026 tillsynsbegäran.docx
@@ -1357,7 +1357,7 @@
     <w:r>
       <w:tab/>
       <w:tab/>
-      <w:t>2026-10-13</w:t>
+      <w:t>2026-10-14</w:t>
       <w:br/>
       <w:br/>
     </w:r>

--- a/tillsyn/A 22932-2026 tillsynsbegäran.docx
+++ b/tillsyn/A 22932-2026 tillsynsbegäran.docx
@@ -1357,7 +1357,7 @@
     <w:r>
       <w:tab/>
       <w:tab/>
-      <w:t>2026-10-14</w:t>
+      <w:t>2026-10-15</w:t>
       <w:br/>
       <w:br/>
     </w:r>

--- a/tillsyn/A 22932-2026 tillsynsbegäran.docx
+++ b/tillsyn/A 22932-2026 tillsynsbegäran.docx
@@ -1357,7 +1357,7 @@
     <w:r>
       <w:tab/>
       <w:tab/>
-      <w:t>2026-10-15</w:t>
+      <w:t>2026-10-16</w:t>
       <w:br/>
       <w:br/>
     </w:r>

--- a/tillsyn/A 22932-2026 tillsynsbegäran.docx
+++ b/tillsyn/A 22932-2026 tillsynsbegäran.docx
@@ -1357,7 +1357,7 @@
     <w:r>
       <w:tab/>
       <w:tab/>
-      <w:t>2026-10-16</w:t>
+      <w:t>2026-10-17</w:t>
       <w:br/>
       <w:br/>
     </w:r>

--- a/tillsyn/A 22932-2026 tillsynsbegäran.docx
+++ b/tillsyn/A 22932-2026 tillsynsbegäran.docx
@@ -1357,7 +1357,7 @@
     <w:r>
       <w:tab/>
       <w:tab/>
-      <w:t>2026-10-17</w:t>
+      <w:t>2026-10-18</w:t>
       <w:br/>
       <w:br/>
     </w:r>

--- a/tillsyn/A 22932-2026 tillsynsbegäran.docx
+++ b/tillsyn/A 22932-2026 tillsynsbegäran.docx
@@ -1357,7 +1357,7 @@
     <w:r>
       <w:tab/>
       <w:tab/>
-      <w:t>2026-10-18</w:t>
+      <w:t>2026-10-19</w:t>
       <w:br/>
       <w:br/>
     </w:r>

--- a/tillsyn/A 22932-2026 tillsynsbegäran.docx
+++ b/tillsyn/A 22932-2026 tillsynsbegäran.docx
@@ -1357,7 +1357,7 @@
     <w:r>
       <w:tab/>
       <w:tab/>
-      <w:t>2026-10-19</w:t>
+      <w:t>2026-10-20</w:t>
       <w:br/>
       <w:br/>
     </w:r>

--- a/tillsyn/A 22932-2026 tillsynsbegäran.docx
+++ b/tillsyn/A 22932-2026 tillsynsbegäran.docx
@@ -1357,7 +1357,7 @@
     <w:r>
       <w:tab/>
       <w:tab/>
-      <w:t>2026-10-20</w:t>
+      <w:t>2026-10-21</w:t>
       <w:br/>
       <w:br/>
     </w:r>

--- a/tillsyn/A 22932-2026 tillsynsbegäran.docx
+++ b/tillsyn/A 22932-2026 tillsynsbegäran.docx
@@ -1357,7 +1357,7 @@
     <w:r>
       <w:tab/>
       <w:tab/>
-      <w:t>2026-10-21</w:t>
+      <w:t>2026-10-22</w:t>
       <w:br/>
       <w:br/>
     </w:r>
